--- a/odigoi/01_lab1-docker.en.docx
+++ b/odigoi/01_lab1-docker.en.docx
@@ -20,7 +20,7 @@
           <w:sz w:val="22"/>
           <w:szCs w:val="22"/>
         </w:rPr>
-        <w:id w:val="-1148823510"/>
+        <w:id w:val="322626624"/>
         <w:docPartObj>
           <w:docPartGallery w:val="Table of Contents"/>
           <w:docPartUnique/>
@@ -61,7 +61,7 @@
           <w:r>
             <w:fldChar w:fldCharType="separate"/>
           </w:r>
-          <w:hyperlink w:anchor="_Toc224650743" w:history="1">
+          <w:hyperlink w:anchor="_Toc224651116" w:history="1">
             <w:r>
               <w:rPr>
                 <w:rStyle w:val="Hyperlink"/>
@@ -88,7 +88,7 @@
                 <w:noProof/>
                 <w:webHidden/>
               </w:rPr>
-              <w:instrText xml:space="preserve"> PAGEREF _Toc224650743 \h </w:instrText>
+              <w:instrText xml:space="preserve"> PAGEREF _Toc224651116 \h </w:instrText>
             </w:r>
             <w:r>
               <w:rPr>
@@ -135,7 +135,7 @@
               <w14:ligatures w14:val="standardContextual"/>
             </w:rPr>
           </w:pPr>
-          <w:hyperlink w:anchor="_Toc224650744" w:history="1">
+          <w:hyperlink w:anchor="_Toc224651117" w:history="1">
             <w:r>
               <w:rPr>
                 <w:rStyle w:val="Hyperlink"/>
@@ -162,7 +162,7 @@
                 <w:noProof/>
                 <w:webHidden/>
               </w:rPr>
-              <w:instrText xml:space="preserve"> PAGEREF _Toc224650744 \h </w:instrText>
+              <w:instrText xml:space="preserve"> PAGEREF _Toc224651117 \h </w:instrText>
             </w:r>
             <w:r>
               <w:rPr>
@@ -209,7 +209,7 @@
               <w14:ligatures w14:val="standardContextual"/>
             </w:rPr>
           </w:pPr>
-          <w:hyperlink w:anchor="_Toc224650745" w:history="1">
+          <w:hyperlink w:anchor="_Toc224651118" w:history="1">
             <w:r>
               <w:rPr>
                 <w:rStyle w:val="Hyperlink"/>
@@ -236,7 +236,7 @@
                 <w:noProof/>
                 <w:webHidden/>
               </w:rPr>
-              <w:instrText xml:space="preserve"> PAGEREF _Toc224650745 \h </w:instrText>
+              <w:instrText xml:space="preserve"> PAGEREF _Toc224651118 \h </w:instrText>
             </w:r>
             <w:r>
               <w:rPr>
@@ -283,7 +283,7 @@
               <w14:ligatures w14:val="standardContextual"/>
             </w:rPr>
           </w:pPr>
-          <w:hyperlink w:anchor="_Toc224650746" w:history="1">
+          <w:hyperlink w:anchor="_Toc224651119" w:history="1">
             <w:r>
               <w:rPr>
                 <w:rStyle w:val="Hyperlink"/>
@@ -310,7 +310,7 @@
                 <w:noProof/>
                 <w:webHidden/>
               </w:rPr>
-              <w:instrText xml:space="preserve"> PAGEREF _Toc224650746 \h </w:instrText>
+              <w:instrText xml:space="preserve"> PAGEREF _Toc224651119 \h </w:instrText>
             </w:r>
             <w:r>
               <w:rPr>
@@ -357,7 +357,7 @@
               <w14:ligatures w14:val="standardContextual"/>
             </w:rPr>
           </w:pPr>
-          <w:hyperlink w:anchor="_Toc224650747" w:history="1">
+          <w:hyperlink w:anchor="_Toc224651120" w:history="1">
             <w:r>
               <w:rPr>
                 <w:rStyle w:val="Hyperlink"/>
@@ -384,7 +384,7 @@
                 <w:noProof/>
                 <w:webHidden/>
               </w:rPr>
-              <w:instrText xml:space="preserve"> PAGEREF _Toc224650747 \h </w:instrText>
+              <w:instrText xml:space="preserve"> PAGEREF _Toc224651120 \h </w:instrText>
             </w:r>
             <w:r>
               <w:rPr>
@@ -431,7 +431,7 @@
               <w14:ligatures w14:val="standardContextual"/>
             </w:rPr>
           </w:pPr>
-          <w:hyperlink w:anchor="_Toc224650748" w:history="1">
+          <w:hyperlink w:anchor="_Toc224651121" w:history="1">
             <w:r>
               <w:rPr>
                 <w:rStyle w:val="Hyperlink"/>
@@ -458,7 +458,7 @@
                 <w:noProof/>
                 <w:webHidden/>
               </w:rPr>
-              <w:instrText xml:space="preserve"> PAGEREF _Toc224650748 \h </w:instrText>
+              <w:instrText xml:space="preserve"> PAGEREF _Toc224651121 \h </w:instrText>
             </w:r>
             <w:r>
               <w:rPr>
@@ -505,7 +505,7 @@
               <w14:ligatures w14:val="standardContextual"/>
             </w:rPr>
           </w:pPr>
-          <w:hyperlink w:anchor="_Toc224650749" w:history="1">
+          <w:hyperlink w:anchor="_Toc224651122" w:history="1">
             <w:r>
               <w:rPr>
                 <w:rStyle w:val="Hyperlink"/>
@@ -532,7 +532,7 @@
                 <w:noProof/>
                 <w:webHidden/>
               </w:rPr>
-              <w:instrText xml:space="preserve"> PAGEREF _Toc224650749 \h </w:instrText>
+              <w:instrText xml:space="preserve"> PAGEREF _Toc224651122 \h </w:instrText>
             </w:r>
             <w:r>
               <w:rPr>
@@ -579,7 +579,7 @@
               <w14:ligatures w14:val="standardContextual"/>
             </w:rPr>
           </w:pPr>
-          <w:hyperlink w:anchor="_Toc224650750" w:history="1">
+          <w:hyperlink w:anchor="_Toc224651123" w:history="1">
             <w:r>
               <w:rPr>
                 <w:rStyle w:val="Hyperlink"/>
@@ -606,7 +606,7 @@
                 <w:noProof/>
                 <w:webHidden/>
               </w:rPr>
-              <w:instrText xml:space="preserve"> PAGEREF _Toc224650750 \h </w:instrText>
+              <w:instrText xml:space="preserve"> PAGEREF _Toc224651123 \h </w:instrText>
             </w:r>
             <w:r>
               <w:rPr>
@@ -653,7 +653,7 @@
               <w14:ligatures w14:val="standardContextual"/>
             </w:rPr>
           </w:pPr>
-          <w:hyperlink w:anchor="_Toc224650751" w:history="1">
+          <w:hyperlink w:anchor="_Toc224651124" w:history="1">
             <w:r>
               <w:rPr>
                 <w:rStyle w:val="Hyperlink"/>
@@ -680,7 +680,7 @@
                 <w:noProof/>
                 <w:webHidden/>
               </w:rPr>
-              <w:instrText xml:space="preserve"> PAGEREF _Toc224650751 \h </w:instrText>
+              <w:instrText xml:space="preserve"> PAGEREF _Toc224651124 \h </w:instrText>
             </w:r>
             <w:r>
               <w:rPr>
@@ -727,7 +727,7 @@
               <w14:ligatures w14:val="standardContextual"/>
             </w:rPr>
           </w:pPr>
-          <w:hyperlink w:anchor="_Toc224650752" w:history="1">
+          <w:hyperlink w:anchor="_Toc224651125" w:history="1">
             <w:r>
               <w:rPr>
                 <w:rStyle w:val="Hyperlink"/>
@@ -754,7 +754,7 @@
                 <w:noProof/>
                 <w:webHidden/>
               </w:rPr>
-              <w:instrText xml:space="preserve"> PAGEREF _Toc224650752 \h </w:instrText>
+              <w:instrText xml:space="preserve"> PAGEREF _Toc224651125 \h </w:instrText>
             </w:r>
             <w:r>
               <w:rPr>
@@ -801,7 +801,7 @@
               <w14:ligatures w14:val="standardContextual"/>
             </w:rPr>
           </w:pPr>
-          <w:hyperlink w:anchor="_Toc224650753" w:history="1">
+          <w:hyperlink w:anchor="_Toc224651126" w:history="1">
             <w:r>
               <w:rPr>
                 <w:rStyle w:val="Hyperlink"/>
@@ -828,7 +828,7 @@
                 <w:noProof/>
                 <w:webHidden/>
               </w:rPr>
-              <w:instrText xml:space="preserve"> PAGEREF _Toc224650753 \h </w:instrText>
+              <w:instrText xml:space="preserve"> PAGEREF _Toc224651126 \h </w:instrText>
             </w:r>
             <w:r>
               <w:rPr>
@@ -875,7 +875,7 @@
               <w14:ligatures w14:val="standardContextual"/>
             </w:rPr>
           </w:pPr>
-          <w:hyperlink w:anchor="_Toc224650754" w:history="1">
+          <w:hyperlink w:anchor="_Toc224651127" w:history="1">
             <w:r>
               <w:rPr>
                 <w:rStyle w:val="Hyperlink"/>
@@ -902,7 +902,7 @@
                 <w:noProof/>
                 <w:webHidden/>
               </w:rPr>
-              <w:instrText xml:space="preserve"> PAGEREF _Toc224650754 \h </w:instrText>
+              <w:instrText xml:space="preserve"> PAGEREF _Toc224651127 \h </w:instrText>
             </w:r>
             <w:r>
               <w:rPr>
@@ -945,7 +945,7 @@
         <w:pStyle w:val="Heading1"/>
       </w:pPr>
       <w:bookmarkStart w:id="0" w:name="hdfs-and-spark-architecture"/>
-      <w:bookmarkStart w:id="1" w:name="_Toc224650743"/>
+      <w:bookmarkStart w:id="1" w:name="_Toc224651116"/>
       <w:r>
         <w:t>HDFS and Spark architecture</w:t>
       </w:r>
@@ -979,7 +979,7 @@
           <w:noProof/>
         </w:rPr>
         <w:drawing>
-          <wp:inline distT="0" distB="0" distL="0" distR="0" wp14:anchorId="1584923A" wp14:editId="19EA682E">
+          <wp:inline distT="0" distB="0" distL="0" distR="0" wp14:anchorId="023EFA85" wp14:editId="451D64A8">
             <wp:extent cx="6692900" cy="4625299"/>
             <wp:effectExtent l="0" t="0" r="0" b="0"/>
             <wp:docPr id="22" name="Picture" descr="Figure 1"/>
@@ -1079,7 +1079,7 @@
         </w:rPr>
         <w:lastRenderedPageBreak/>
         <w:drawing>
-          <wp:inline distT="0" distB="0" distL="0" distR="0" wp14:anchorId="50AB6D86" wp14:editId="5B958C17">
+          <wp:inline distT="0" distB="0" distL="0" distR="0" wp14:anchorId="13AB5E8C" wp14:editId="3056DF5A">
             <wp:extent cx="6680200" cy="4470400"/>
             <wp:effectExtent l="0" t="0" r="0" b="0"/>
             <wp:docPr id="25" name="Picture" descr="Figure 2"/>
@@ -1130,7 +1130,7 @@
           <w:noProof/>
         </w:rPr>
         <w:drawing>
-          <wp:inline distT="0" distB="0" distL="0" distR="0" wp14:anchorId="132C231A" wp14:editId="1F4B60A2">
+          <wp:inline distT="0" distB="0" distL="0" distR="0" wp14:anchorId="0FC345E8" wp14:editId="515D9053">
             <wp:extent cx="6692900" cy="3111152"/>
             <wp:effectExtent l="0" t="0" r="0" b="0"/>
             <wp:docPr id="28" name="Picture" descr="Figure 3"/>
@@ -1231,7 +1231,7 @@
         <w:pStyle w:val="Heading1"/>
       </w:pPr>
       <w:bookmarkStart w:id="2" w:name="basic-docker-concepts"/>
-      <w:bookmarkStart w:id="3" w:name="_Toc224650744"/>
+      <w:bookmarkStart w:id="3" w:name="_Toc224651117"/>
       <w:bookmarkEnd w:id="0"/>
       <w:r>
         <w:lastRenderedPageBreak/>
@@ -1634,7 +1634,7 @@
           <w:noProof/>
         </w:rPr>
         <w:drawing>
-          <wp:inline distT="0" distB="0" distL="0" distR="0" wp14:anchorId="29C6E591" wp14:editId="4E61C6CA">
+          <wp:inline distT="0" distB="0" distL="0" distR="0" wp14:anchorId="0D769F17" wp14:editId="1AC1EE27">
             <wp:extent cx="6692900" cy="2040481"/>
             <wp:effectExtent l="0" t="0" r="0" b="0"/>
             <wp:docPr id="32" name="Picture" descr="Figure 4"/>
@@ -1707,7 +1707,7 @@
           <w:noProof/>
         </w:rPr>
         <w:drawing>
-          <wp:inline distT="0" distB="0" distL="0" distR="0" wp14:anchorId="1814086E" wp14:editId="53941DA8">
+          <wp:inline distT="0" distB="0" distL="0" distR="0" wp14:anchorId="1CDA1BDF" wp14:editId="766BFB59">
             <wp:extent cx="5707781" cy="346509"/>
             <wp:effectExtent l="0" t="0" r="0" b="0"/>
             <wp:docPr id="35" name="Picture" descr="Figure 5"/>
@@ -1839,7 +1839,7 @@
         <w:pStyle w:val="Heading1"/>
       </w:pPr>
       <w:bookmarkStart w:id="4" w:name="Xcf83099d3f9d96282627f39158c8a5a2367c217"/>
-      <w:bookmarkStart w:id="5" w:name="_Toc224650745"/>
+      <w:bookmarkStart w:id="5" w:name="_Toc224651118"/>
       <w:bookmarkEnd w:id="2"/>
       <w:r>
         <w:t>Installing Apache Spark and HDFS locally with Docker containers</w:t>
@@ -2183,7 +2183,7 @@
         </w:rPr>
         <w:lastRenderedPageBreak/>
         <w:drawing>
-          <wp:inline distT="0" distB="0" distL="0" distR="0" wp14:anchorId="74428A9F" wp14:editId="37CCF8BD">
+          <wp:inline distT="0" distB="0" distL="0" distR="0" wp14:anchorId="27966E29" wp14:editId="510CD2DE">
             <wp:extent cx="6692900" cy="3291679"/>
             <wp:effectExtent l="0" t="0" r="0" b="0"/>
             <wp:docPr id="39" name="Picture" descr="Figure 6"/>
@@ -2256,7 +2256,7 @@
           <w:noProof/>
         </w:rPr>
         <w:drawing>
-          <wp:inline distT="0" distB="0" distL="0" distR="0" wp14:anchorId="4D6F319E" wp14:editId="3DCF54C3">
+          <wp:inline distT="0" distB="0" distL="0" distR="0" wp14:anchorId="74025C6C" wp14:editId="19A089E8">
             <wp:extent cx="6692900" cy="788569"/>
             <wp:effectExtent l="0" t="0" r="0" b="0"/>
             <wp:docPr id="42" name="Picture" descr="Figure 7"/>
@@ -2326,7 +2326,7 @@
         </w:rPr>
         <w:lastRenderedPageBreak/>
         <w:drawing>
-          <wp:inline distT="0" distB="0" distL="0" distR="0" wp14:anchorId="55F398ED" wp14:editId="7D3E9F00">
+          <wp:inline distT="0" distB="0" distL="0" distR="0" wp14:anchorId="3ED747B2" wp14:editId="63E65D44">
             <wp:extent cx="6438900" cy="10591800"/>
             <wp:effectExtent l="0" t="0" r="0" b="0"/>
             <wp:docPr id="45" name="Picture" descr="Figure 8"/>
@@ -2440,7 +2440,7 @@
           <w:noProof/>
         </w:rPr>
         <w:drawing>
-          <wp:inline distT="0" distB="0" distL="0" distR="0" wp14:anchorId="6666BA35" wp14:editId="0E028329">
+          <wp:inline distT="0" distB="0" distL="0" distR="0" wp14:anchorId="1794DF3C" wp14:editId="4544B8FE">
             <wp:extent cx="6692900" cy="7709300"/>
             <wp:effectExtent l="0" t="0" r="0" b="0"/>
             <wp:docPr id="48" name="Picture" descr="Figure 9"/>
@@ -2528,7 +2528,7 @@
           <w:noProof/>
         </w:rPr>
         <w:drawing>
-          <wp:inline distT="0" distB="0" distL="0" distR="0" wp14:anchorId="116E71B2" wp14:editId="550C7D2C">
+          <wp:inline distT="0" distB="0" distL="0" distR="0" wp14:anchorId="7879CAF3" wp14:editId="736BD4F2">
             <wp:extent cx="6692900" cy="5648755"/>
             <wp:effectExtent l="0" t="0" r="0" b="0"/>
             <wp:docPr id="51" name="Picture" descr="Figure 10"/>
@@ -2616,7 +2616,7 @@
         </w:rPr>
         <w:lastRenderedPageBreak/>
         <w:drawing>
-          <wp:inline distT="0" distB="0" distL="0" distR="0" wp14:anchorId="5B2AF413" wp14:editId="19E256BE">
+          <wp:inline distT="0" distB="0" distL="0" distR="0" wp14:anchorId="0AD52DBF" wp14:editId="2F48A62B">
             <wp:extent cx="6692900" cy="3630867"/>
             <wp:effectExtent l="0" t="0" r="0" b="0"/>
             <wp:docPr id="54" name="Picture" descr="Figure 11"/>
@@ -2689,7 +2689,7 @@
           <w:noProof/>
         </w:rPr>
         <w:drawing>
-          <wp:inline distT="0" distB="0" distL="0" distR="0" wp14:anchorId="1B2688B3" wp14:editId="3056EE0E">
+          <wp:inline distT="0" distB="0" distL="0" distR="0" wp14:anchorId="111B98CA" wp14:editId="6AC136B3">
             <wp:extent cx="6429675" cy="1761423"/>
             <wp:effectExtent l="0" t="0" r="0" b="0"/>
             <wp:docPr id="57" name="Picture" descr="Figure 12"/>
@@ -2775,7 +2775,7 @@
         </w:rPr>
         <w:lastRenderedPageBreak/>
         <w:drawing>
-          <wp:inline distT="0" distB="0" distL="0" distR="0" wp14:anchorId="11F75D50" wp14:editId="59C391D0">
+          <wp:inline distT="0" distB="0" distL="0" distR="0" wp14:anchorId="115C6F82" wp14:editId="222E9915">
             <wp:extent cx="2483317" cy="6477802"/>
             <wp:effectExtent l="0" t="0" r="0" b="0"/>
             <wp:docPr id="60" name="Picture" descr="Figure 13"/>
@@ -2858,7 +2858,7 @@
           <w:noProof/>
         </w:rPr>
         <w:drawing>
-          <wp:inline distT="0" distB="0" distL="0" distR="0" wp14:anchorId="3EBDCAE7" wp14:editId="121DE0CE">
+          <wp:inline distT="0" distB="0" distL="0" distR="0" wp14:anchorId="70B37FB6" wp14:editId="31375517">
             <wp:extent cx="6692900" cy="1923612"/>
             <wp:effectExtent l="0" t="0" r="0" b="0"/>
             <wp:docPr id="63" name="Picture" descr="Figure 14"/>
@@ -2977,7 +2977,7 @@
           <w:noProof/>
         </w:rPr>
         <w:drawing>
-          <wp:inline distT="0" distB="0" distL="0" distR="0" wp14:anchorId="1F45ECFE" wp14:editId="58A1A1EA">
+          <wp:inline distT="0" distB="0" distL="0" distR="0" wp14:anchorId="32C82374" wp14:editId="4304F9A6">
             <wp:extent cx="6692900" cy="2360127"/>
             <wp:effectExtent l="0" t="0" r="0" b="0"/>
             <wp:docPr id="66" name="Picture" descr="Figure 15"/>
@@ -3265,7 +3265,7 @@
         </w:rPr>
         <w:lastRenderedPageBreak/>
         <w:drawing>
-          <wp:inline distT="0" distB="0" distL="0" distR="0" wp14:anchorId="4BCD7F73" wp14:editId="259F38C5">
+          <wp:inline distT="0" distB="0" distL="0" distR="0" wp14:anchorId="30EA2D59" wp14:editId="22DA7338">
             <wp:extent cx="6692900" cy="3823835"/>
             <wp:effectExtent l="0" t="0" r="0" b="0"/>
             <wp:docPr id="69" name="Picture" descr="Figure 16"/>
@@ -3312,7 +3312,7 @@
         <w:pStyle w:val="Heading1"/>
       </w:pPr>
       <w:bookmarkStart w:id="6" w:name="running-programs-on-the-cluster"/>
-      <w:bookmarkStart w:id="7" w:name="_Toc224650746"/>
+      <w:bookmarkStart w:id="7" w:name="_Toc224651119"/>
       <w:bookmarkEnd w:id="4"/>
       <w:r>
         <w:t>Running programs on the cluster</w:t>
@@ -3396,7 +3396,7 @@
         <w:pStyle w:val="Heading2"/>
       </w:pPr>
       <w:bookmarkStart w:id="8" w:name="X4eac9c31e38a8ce71c8b6f5d1cb891e20414c1a"/>
-      <w:bookmarkStart w:id="9" w:name="_Toc224650747"/>
+      <w:bookmarkStart w:id="9" w:name="_Toc224651120"/>
       <w:r>
         <w:t>Running your own Spark program on the cluster</w:t>
       </w:r>
@@ -3448,7 +3448,7 @@
         <w:pStyle w:val="Heading2"/>
       </w:pPr>
       <w:bookmarkStart w:id="10" w:name="uploading-code"/>
-      <w:bookmarkStart w:id="11" w:name="_Toc224650748"/>
+      <w:bookmarkStart w:id="11" w:name="_Toc224651121"/>
       <w:bookmarkEnd w:id="8"/>
       <w:r>
         <w:t>Uploading code</w:t>
@@ -3523,7 +3523,7 @@
         </w:rPr>
         <w:lastRenderedPageBreak/>
         <w:drawing>
-          <wp:inline distT="0" distB="0" distL="0" distR="0" wp14:anchorId="685196CF" wp14:editId="1D137AB6">
+          <wp:inline distT="0" distB="0" distL="0" distR="0" wp14:anchorId="3182F48D" wp14:editId="07EC8A76">
             <wp:extent cx="6692900" cy="1101215"/>
             <wp:effectExtent l="0" t="0" r="0" b="0"/>
             <wp:docPr id="74" name="Picture" descr="Figure 17"/>
@@ -3609,7 +3609,7 @@
           <w:noProof/>
         </w:rPr>
         <w:drawing>
-          <wp:inline distT="0" distB="0" distL="0" distR="0" wp14:anchorId="0F576718" wp14:editId="271AC86E">
+          <wp:inline distT="0" distB="0" distL="0" distR="0" wp14:anchorId="18887E0D" wp14:editId="47588081">
             <wp:extent cx="6692900" cy="1722842"/>
             <wp:effectExtent l="0" t="0" r="0" b="0"/>
             <wp:docPr id="77" name="Picture" descr="Figure 18"/>
@@ -3700,7 +3700,7 @@
           <w:noProof/>
         </w:rPr>
         <w:drawing>
-          <wp:inline distT="0" distB="0" distL="0" distR="0" wp14:anchorId="4987ED17" wp14:editId="7E9F6FFB">
+          <wp:inline distT="0" distB="0" distL="0" distR="0" wp14:anchorId="2946AF27" wp14:editId="17BA404A">
             <wp:extent cx="6692900" cy="397769"/>
             <wp:effectExtent l="0" t="0" r="0" b="0"/>
             <wp:docPr id="80" name="Picture" descr="Figure 24"/>
@@ -4331,7 +4331,7 @@
         <w:pStyle w:val="Heading2"/>
       </w:pPr>
       <w:bookmarkStart w:id="12" w:name="uploading-data-files"/>
-      <w:bookmarkStart w:id="13" w:name="_Toc224650749"/>
+      <w:bookmarkStart w:id="13" w:name="_Toc224651122"/>
       <w:bookmarkEnd w:id="10"/>
       <w:r>
         <w:t>Uploading data files</w:t>
@@ -4530,7 +4530,7 @@
           <w:noProof/>
         </w:rPr>
         <w:drawing>
-          <wp:inline distT="0" distB="0" distL="0" distR="0" wp14:anchorId="4597EE37" wp14:editId="709A7B89">
+          <wp:inline distT="0" distB="0" distL="0" distR="0" wp14:anchorId="5F41178B" wp14:editId="5F312655">
             <wp:extent cx="6692900" cy="1694227"/>
             <wp:effectExtent l="0" t="0" r="0" b="0"/>
             <wp:docPr id="84" name="Picture" descr="Figure 19"/>
@@ -4642,7 +4642,7 @@
           <w:noProof/>
         </w:rPr>
         <w:drawing>
-          <wp:inline distT="0" distB="0" distL="0" distR="0" wp14:anchorId="71822284" wp14:editId="28730396">
+          <wp:inline distT="0" distB="0" distL="0" distR="0" wp14:anchorId="7B9867DD" wp14:editId="20D57316">
             <wp:extent cx="6692900" cy="761605"/>
             <wp:effectExtent l="0" t="0" r="0" b="0"/>
             <wp:docPr id="87" name="Picture" descr="Figure 20"/>
@@ -4799,7 +4799,7 @@
         <w:pStyle w:val="Heading2"/>
       </w:pPr>
       <w:bookmarkStart w:id="14" w:name="monitoring-execution"/>
-      <w:bookmarkStart w:id="15" w:name="_Toc224650750"/>
+      <w:bookmarkStart w:id="15" w:name="_Toc224651123"/>
       <w:bookmarkEnd w:id="12"/>
       <w:r>
         <w:t>Monitoring execution</w:t>
@@ -4829,7 +4829,7 @@
         </w:rPr>
         <w:lastRenderedPageBreak/>
         <w:drawing>
-          <wp:inline distT="0" distB="0" distL="0" distR="0" wp14:anchorId="5F5D5F0B" wp14:editId="1C1402C3">
+          <wp:inline distT="0" distB="0" distL="0" distR="0" wp14:anchorId="37ACD8C0" wp14:editId="7D041BB5">
             <wp:extent cx="6692900" cy="6026364"/>
             <wp:effectExtent l="0" t="0" r="0" b="0"/>
             <wp:docPr id="91" name="Picture" descr="Figure 21"/>
@@ -4876,7 +4876,7 @@
         <w:pStyle w:val="Heading2"/>
       </w:pPr>
       <w:bookmarkStart w:id="16" w:name="history-server"/>
-      <w:bookmarkStart w:id="17" w:name="_Toc224650751"/>
+      <w:bookmarkStart w:id="17" w:name="_Toc224651124"/>
       <w:bookmarkEnd w:id="14"/>
       <w:r>
         <w:t>History Server</w:t>
@@ -4916,7 +4916,7 @@
         </w:rPr>
         <w:lastRenderedPageBreak/>
         <w:drawing>
-          <wp:inline distT="0" distB="0" distL="0" distR="0" wp14:anchorId="46BABD8B" wp14:editId="05065B03">
+          <wp:inline distT="0" distB="0" distL="0" distR="0" wp14:anchorId="21A7E66B" wp14:editId="413F4D7E">
             <wp:extent cx="6692900" cy="3307628"/>
             <wp:effectExtent l="0" t="0" r="0" b="0"/>
             <wp:docPr id="95" name="Picture" descr="Figure 22"/>
@@ -4967,7 +4967,7 @@
           <w:noProof/>
         </w:rPr>
         <w:drawing>
-          <wp:inline distT="0" distB="0" distL="0" distR="0" wp14:anchorId="5FDE2993" wp14:editId="68EDE20A">
+          <wp:inline distT="0" distB="0" distL="0" distR="0" wp14:anchorId="348CC493" wp14:editId="175E012A">
             <wp:extent cx="6692900" cy="4050863"/>
             <wp:effectExtent l="0" t="0" r="0" b="0"/>
             <wp:docPr id="98" name="Picture" descr="Figure 23"/>
@@ -5014,7 +5014,7 @@
         <w:pStyle w:val="Heading1"/>
       </w:pPr>
       <w:bookmarkStart w:id="18" w:name="useful-linux-commands"/>
-      <w:bookmarkStart w:id="19" w:name="_Toc224650752"/>
+      <w:bookmarkStart w:id="19" w:name="_Toc224651125"/>
       <w:bookmarkEnd w:id="6"/>
       <w:bookmarkEnd w:id="16"/>
       <w:r>
@@ -5269,7 +5269,7 @@
         <w:pStyle w:val="Heading1"/>
       </w:pPr>
       <w:bookmarkStart w:id="20" w:name="useful-hdfs-commands"/>
-      <w:bookmarkStart w:id="21" w:name="_Toc224650753"/>
+      <w:bookmarkStart w:id="21" w:name="_Toc224651126"/>
       <w:bookmarkEnd w:id="18"/>
       <w:r>
         <w:t>Useful HDFS commands</w:t>
@@ -5509,7 +5509,7 @@
         <w:pStyle w:val="Heading1"/>
       </w:pPr>
       <w:bookmarkStart w:id="22" w:name="stopping-the-infrastructure"/>
-      <w:bookmarkStart w:id="23" w:name="_Toc224650754"/>
+      <w:bookmarkStart w:id="23" w:name="_Toc224651127"/>
       <w:bookmarkEnd w:id="20"/>
       <w:r>
         <w:t>Stopping the infrastructure</w:t>
@@ -6014,7 +6014,7 @@
   <w:abstractNum w:abstractNumId="9" w15:restartNumberingAfterBreak="0">
     <w:nsid w:val="0000A990"/>
     <w:multiLevelType w:val="multilevel"/>
-    <w:tmpl w:val="9E98A298"/>
+    <w:tmpl w:val="1E982C98"/>
     <w:lvl w:ilvl="0">
       <w:numFmt w:val="bullet"/>
       <w:lvlText w:val=" "/>
@@ -6091,7 +6091,7 @@
   <w:abstractNum w:abstractNumId="10" w15:restartNumberingAfterBreak="0">
     <w:nsid w:val="0000A991"/>
     <w:multiLevelType w:val="multilevel"/>
-    <w:tmpl w:val="A26800E0"/>
+    <w:tmpl w:val="2824603E"/>
     <w:lvl w:ilvl="0">
       <w:numFmt w:val="bullet"/>
       <w:lvlText w:val=""/>
@@ -6195,7 +6195,7 @@
   <w:abstractNum w:abstractNumId="11" w15:restartNumberingAfterBreak="0">
     <w:nsid w:val="00A99411"/>
     <w:multiLevelType w:val="multilevel"/>
-    <w:tmpl w:val="B98CC0F8"/>
+    <w:tmpl w:val="15CA2832"/>
     <w:lvl w:ilvl="0">
       <w:start w:val="1"/>
       <w:numFmt w:val="decimal"/>
@@ -6278,67 +6278,67 @@
       </w:pPr>
     </w:lvl>
   </w:abstractNum>
-  <w:num w:numId="1" w16cid:durableId="1792091829">
+  <w:num w:numId="1" w16cid:durableId="936712419">
     <w:abstractNumId w:val="8"/>
   </w:num>
-  <w:num w:numId="2" w16cid:durableId="120465204">
+  <w:num w:numId="2" w16cid:durableId="1004551993">
     <w:abstractNumId w:val="6"/>
   </w:num>
-  <w:num w:numId="3" w16cid:durableId="1558708446">
+  <w:num w:numId="3" w16cid:durableId="496533361">
     <w:abstractNumId w:val="5"/>
   </w:num>
-  <w:num w:numId="4" w16cid:durableId="1196695534">
+  <w:num w:numId="4" w16cid:durableId="580404909">
     <w:abstractNumId w:val="4"/>
   </w:num>
-  <w:num w:numId="5" w16cid:durableId="730661114">
+  <w:num w:numId="5" w16cid:durableId="1652785027">
     <w:abstractNumId w:val="7"/>
   </w:num>
-  <w:num w:numId="6" w16cid:durableId="26876538">
+  <w:num w:numId="6" w16cid:durableId="1698770689">
     <w:abstractNumId w:val="3"/>
   </w:num>
-  <w:num w:numId="7" w16cid:durableId="108935159">
+  <w:num w:numId="7" w16cid:durableId="1660500385">
     <w:abstractNumId w:val="2"/>
   </w:num>
-  <w:num w:numId="8" w16cid:durableId="619454178">
+  <w:num w:numId="8" w16cid:durableId="1384982247">
     <w:abstractNumId w:val="1"/>
   </w:num>
-  <w:num w:numId="9" w16cid:durableId="1899901989">
+  <w:num w:numId="9" w16cid:durableId="1329477538">
     <w:abstractNumId w:val="0"/>
   </w:num>
-  <w:num w:numId="10" w16cid:durableId="205022496">
+  <w:num w:numId="10" w16cid:durableId="815756747">
     <w:abstractNumId w:val="9"/>
   </w:num>
-  <w:num w:numId="11" w16cid:durableId="503130871">
+  <w:num w:numId="11" w16cid:durableId="645285190">
     <w:abstractNumId w:val="10"/>
   </w:num>
-  <w:num w:numId="12" w16cid:durableId="1217624458">
+  <w:num w:numId="12" w16cid:durableId="758603921">
     <w:abstractNumId w:val="10"/>
   </w:num>
-  <w:num w:numId="13" w16cid:durableId="648706330">
+  <w:num w:numId="13" w16cid:durableId="1593779397">
     <w:abstractNumId w:val="10"/>
   </w:num>
-  <w:num w:numId="14" w16cid:durableId="727000176">
+  <w:num w:numId="14" w16cid:durableId="379860948">
     <w:abstractNumId w:val="10"/>
   </w:num>
-  <w:num w:numId="15" w16cid:durableId="1416054974">
+  <w:num w:numId="15" w16cid:durableId="1672562306">
     <w:abstractNumId w:val="10"/>
   </w:num>
-  <w:num w:numId="16" w16cid:durableId="658194295">
+  <w:num w:numId="16" w16cid:durableId="2100589919">
     <w:abstractNumId w:val="10"/>
   </w:num>
-  <w:num w:numId="17" w16cid:durableId="1630159524">
+  <w:num w:numId="17" w16cid:durableId="1264145280">
     <w:abstractNumId w:val="10"/>
   </w:num>
-  <w:num w:numId="18" w16cid:durableId="194465815">
+  <w:num w:numId="18" w16cid:durableId="2104833733">
     <w:abstractNumId w:val="10"/>
   </w:num>
-  <w:num w:numId="19" w16cid:durableId="1581982829">
+  <w:num w:numId="19" w16cid:durableId="551968329">
     <w:abstractNumId w:val="10"/>
   </w:num>
-  <w:num w:numId="20" w16cid:durableId="837305868">
+  <w:num w:numId="20" w16cid:durableId="1704280614">
     <w:abstractNumId w:val="10"/>
   </w:num>
-  <w:num w:numId="21" w16cid:durableId="979119054">
+  <w:num w:numId="21" w16cid:durableId="1318337740">
     <w:abstractNumId w:val="11"/>
     <w:lvlOverride w:ilvl="0">
       <w:startOverride w:val="1"/>
@@ -6368,7 +6368,7 @@
       <w:startOverride w:val="1"/>
     </w:lvlOverride>
   </w:num>
-  <w:num w:numId="22" w16cid:durableId="268320500">
+  <w:num w:numId="22" w16cid:durableId="1348749469">
     <w:abstractNumId w:val="10"/>
   </w:num>
 </w:numbering>
@@ -18189,7 +18189,7 @@
     <w:autoRedefine/>
     <w:uiPriority w:val="39"/>
     <w:unhideWhenUsed/>
-    <w:rsid w:val="00580FCF"/>
+    <w:rsid w:val="003C1DB7"/>
     <w:pPr>
       <w:spacing w:after="100"/>
     </w:pPr>
@@ -18201,7 +18201,7 @@
     <w:autoRedefine/>
     <w:uiPriority w:val="39"/>
     <w:unhideWhenUsed/>
-    <w:rsid w:val="00580FCF"/>
+    <w:rsid w:val="003C1DB7"/>
     <w:pPr>
       <w:spacing w:after="100"/>
       <w:ind w:left="220"/>
@@ -18212,7 +18212,7 @@
     <w:basedOn w:val="DefaultParagraphFont"/>
     <w:uiPriority w:val="99"/>
     <w:unhideWhenUsed/>
-    <w:rsid w:val="00580FCF"/>
+    <w:rsid w:val="003C1DB7"/>
     <w:rPr>
       <w:color w:val="0000FF" w:themeColor="hyperlink"/>
       <w:u w:val="single"/>
